--- a/Web App Tech (HTML & CSS)/Week 8 Web App Tech FINAL PROJECT/Week_8_Planning_and_Design.docx
+++ b/Web App Tech (HTML & CSS)/Week 8 Web App Tech FINAL PROJECT/Week_8_Planning_and_Design.docx
@@ -8930,7 +8930,19 @@
           <w:szCs w:val="32"/>
           <w:lang w:val="en-US"/>
         </w:rPr>
-        <w:t>✅ Best Practice for Portfolios</w:t>
+        <w:t>✅ Best Practice for Portfolio</w:t>
+      </w:r>
+      <w:r>
+        <w:rPr>
+          <w:rFonts w:ascii="Aptos" w:hAnsi="Aptos" w:eastAsia="Aptos" w:cs="Aptos"/>
+          <w:b w:val="1"/>
+          <w:bCs w:val="1"/>
+          <w:noProof w:val="0"/>
+          <w:sz w:val="32"/>
+          <w:szCs w:val="32"/>
+          <w:lang w:val="en-US"/>
+        </w:rPr>
+        <w:t xml:space="preserve"> Section/Page</w:t>
       </w:r>
     </w:p>
     <w:p>
